--- a/Chapter 4 - Tent.docx
+++ b/Chapter 4 - Tent.docx
@@ -4,448 +4,614 @@
   <w:body>
     <w:p>
       <w:r>
-        <w:t>The place was huge. He supposed the key was a clue. A giant thing. Rusty at one end. Turning in a giant lock in a gi</w:t>
+        <w:t>Chapter 4 – Tent</w:t>
+      </w:r>
+    </w:p>
+    <w:p>
+      <w:r>
+        <w:t>The place was huge. He supposed the key was a clue. A giant thing. Rusty except for the bits that had been used and worn smooth. Worn smooth by turning it in a giant lock in a giant door.</w:t>
+      </w:r>
+    </w:p>
+    <w:p>
+      <w:r>
+        <w:t>He always liked this moment in his new career. The moment when h</w:t>
+      </w:r>
+      <w:r>
+        <w:t>e</w:t>
+      </w:r>
+      <w:r>
+        <w:t xml:space="preserve"> let himself into a new home. For how long? He wasn’t sure. He was rarely sure,</w:t>
+      </w:r>
+    </w:p>
+    <w:p/>
+    <w:p>
+      <w:r>
+        <w:t>Let’s face it, he liked most things about this job that he’d been forced into. Fallen into? Begged to be forced into?</w:t>
+      </w:r>
+      <w:r>
+        <w:t xml:space="preserve"> </w:t>
+      </w:r>
+      <w:r>
+        <w:br/>
+      </w:r>
+    </w:p>
+    <w:p>
+      <w:r>
+        <w:t>Let’s face it, he liked most things about this job that he’d been forced into.</w:t>
+      </w:r>
+      <w:r>
+        <w:t xml:space="preserve"> Fallen into? Begged to be forced into? OK, it was, like most things about his life, a bit complicated.</w:t>
+      </w:r>
+    </w:p>
+    <w:p/>
+    <w:p>
+      <w:r>
+        <w:t>This had been the conversation with Pausing.</w:t>
+      </w:r>
+    </w:p>
+    <w:p>
+      <w:r>
+        <w:t>“I need somewhere to stay.”</w:t>
+      </w:r>
+    </w:p>
+    <w:p>
+      <w:r>
+        <w:t>Awkward pause.</w:t>
+      </w:r>
+    </w:p>
+    <w:p>
+      <w:r>
+        <w:t>“Well, I suppose you could stay here for a few nights and sleep on the couch. But Maggie’s going to complain eventually.”</w:t>
+      </w:r>
+      <w:r>
+        <w:br/>
+        <w:t>“Who’s Maggie? Have you found yourself another woman?”</w:t>
+      </w:r>
+    </w:p>
+    <w:p>
+      <w:r>
+        <w:t>“Maggie is the corgi the previous one left behind.”</w:t>
+      </w:r>
+      <w:r>
+        <w:br/>
+        <w:t>“I can’t keep up.”</w:t>
+      </w:r>
+    </w:p>
+    <w:p>
+      <w:r>
+        <w:t>“To be frank, neither can I.”</w:t>
+      </w:r>
+      <w:r>
+        <w:br/>
+        <w:t>“Anyway, it can’t be your house. Not safe for you, not safe for me, not safe for Maggie.”</w:t>
+      </w:r>
+      <w:r>
+        <w:br/>
+        <w:t>“</w:t>
+      </w:r>
+      <w:r>
+        <w:t>You’re right, Maggie would never tolerate your snoring.” See? The stakeout. Klee had spent more twelve-hour sessions in an ill-smelling car with Pausing than he had with anyone</w:t>
+      </w:r>
+      <w:r>
+        <w:t>, even Jackie Spanner</w:t>
+      </w:r>
+      <w:r>
+        <w:t xml:space="preserve">. And yes, although they were supposed to both stay awake, if there was really nothing going on, they’d let each other take a nap through the silent watches of the night. </w:t>
+      </w:r>
+    </w:p>
+    <w:p>
+      <w:r>
+        <w:t xml:space="preserve">“Look, I’m doing a </w:t>
       </w:r>
       <w:proofErr w:type="spellStart"/>
       <w:r>
-        <w:t>ant</w:t>
+        <w:t>favour</w:t>
       </w:r>
       <w:proofErr w:type="spellEnd"/>
       <w:r>
-        <w:t xml:space="preserve"> door. </w:t>
-      </w:r>
-    </w:p>
-    <w:p/>
-    <w:p>
-      <w:r>
-        <w:t>He liked this moment.</w:t>
-      </w:r>
-      <w:r>
-        <w:t xml:space="preserve"> The moment when he’d let himself into a new home. For how long? He wasn’t sure. He was rarely sure, </w:t>
+        <w:t xml:space="preserve"> for a mate. And I’m taking over his live-in security guard </w:t>
+      </w:r>
+      <w:proofErr w:type="gramStart"/>
+      <w:r>
+        <w:t>business.”</w:t>
+      </w:r>
+      <w:proofErr w:type="gramEnd"/>
+    </w:p>
+    <w:p>
+      <w:r>
+        <w:t xml:space="preserve">“A </w:t>
+      </w:r>
+      <w:proofErr w:type="spellStart"/>
+      <w:r>
+        <w:t>favour</w:t>
+      </w:r>
+      <w:proofErr w:type="spellEnd"/>
+      <w:r>
+        <w:t xml:space="preserve"> for a mate? That sounds – legal.”</w:t>
+      </w:r>
+      <w:r>
+        <w:br/>
+        <w:t xml:space="preserve">“It’s </w:t>
+      </w:r>
+      <w:r>
+        <w:t>k</w:t>
+      </w:r>
+      <w:r>
+        <w:t xml:space="preserve">osher – in fact, he’s </w:t>
+      </w:r>
+      <w:r>
+        <w:t>k</w:t>
+      </w:r>
+      <w:r>
+        <w:t>osher</w:t>
+      </w:r>
+      <w:r>
+        <w:t>.</w:t>
+      </w:r>
+      <w:r>
+        <w:t xml:space="preserve"> Anyway, long story, his wife divorced him”</w:t>
+      </w:r>
+    </w:p>
+    <w:p>
+      <w:r>
+        <w:t>“There’s a lot of it about.”</w:t>
+      </w:r>
+    </w:p>
+    <w:p>
+      <w:r>
+        <w:t>“You’re telling me. But somehow Jewish Kevin</w:t>
+      </w:r>
+      <w:r>
+        <w:t>..</w:t>
+      </w:r>
+      <w:r>
+        <w:t>.”</w:t>
+      </w:r>
+    </w:p>
+    <w:p>
+      <w:r>
+        <w:t>“Kevin? A Jewish bloke called Kevin?”</w:t>
+      </w:r>
+      <w:r>
+        <w:br/>
+        <w:t>“He rediscovered his heritage when he – look, that’s not the point. The point is, he got divorced, then he came into some money. Wrong way round for the ex</w:t>
+      </w:r>
+      <w:r>
+        <w:t>-</w:t>
+      </w:r>
+      <w:r>
+        <w:t>wife, but right way round for Kevin. And so</w:t>
+      </w:r>
+      <w:r>
+        <w:t>,</w:t>
+      </w:r>
+      <w:r>
+        <w:t xml:space="preserve"> Kevin went on holiday in the south of France, met someone.”</w:t>
+      </w:r>
+    </w:p>
+    <w:p>
+      <w:r>
+        <w:t>“This is very touching. What has it got to do with me? Or even you?”</w:t>
+      </w:r>
+      <w:r>
+        <w:br/>
+        <w:t>“Kevin is planning on being away for a while. And he asked me to run his house sitting, live-in security guard business. And I was thinking, you need a place to stay, with no direct connection to anyone you know and...”</w:t>
+      </w:r>
+    </w:p>
+    <w:p>
+      <w:r>
+        <w:t>...and that’s</w:t>
+      </w:r>
+      <w:r>
+        <w:t xml:space="preserve"> how Ernesto Klee found his second career. After a Welsh hill farm, a hangar for airships and a lighthouse! He thought he was ready for anything. If he’d been in the lighthouse when he’d heard about Jackie’s suicide, he would have probably </w:t>
+      </w:r>
+      <w:r>
+        <w:t xml:space="preserve">just </w:t>
+      </w:r>
+      <w:r>
+        <w:t>stayed put, and he would have been safe.</w:t>
+      </w:r>
+    </w:p>
+    <w:p>
+      <w:r>
+        <w:t xml:space="preserve">But instead, here he was standing in the chapel, not getting married. Still technically married, although who knows where she’d gone. </w:t>
+      </w:r>
+    </w:p>
+    <w:p>
+      <w:r>
+        <w:t xml:space="preserve">A Unitarian Chapel. </w:t>
+      </w:r>
+      <w:r>
+        <w:t>A chapel, t</w:t>
+      </w:r>
+      <w:r>
+        <w:t>hat had – from what he figured out from the internet, been working as exactly that until thirty years ago.</w:t>
+      </w:r>
+    </w:p>
+    <w:p/>
+    <w:p>
+      <w:r>
+        <w:t>“The old boy died. And the place is full of stuff – according to his nephew.”</w:t>
+      </w:r>
+    </w:p>
+    <w:p/>
+    <w:p>
+      <w:r>
+        <w:lastRenderedPageBreak/>
+        <w:t>Yes, the place was full of stuff.</w:t>
+      </w:r>
+    </w:p>
+    <w:p/>
+    <w:p>
+      <w:r>
+        <w:t>This was apparently a classic design for a chapel of the period. The downstairs bit – “The nave” with rows of pews. And then an upstairs balcony. All the benches on the balcony were filled with</w:t>
       </w:r>
       <w:r>
         <w:t xml:space="preserve"> </w:t>
       </w:r>
-    </w:p>
-    <w:p/>
-    <w:p>
-      <w:r>
-        <w:t>Let’s face it, he liked most things about this job that he’d been forced into.</w:t>
-      </w:r>
-      <w:r>
-        <w:t xml:space="preserve"> Fallen into? Begged to be forced into? OK, it was, like most things about his life, a bit complicated.</w:t>
-      </w:r>
-    </w:p>
-    <w:p/>
-    <w:p>
-      <w:r>
-        <w:t>“I need somewhere to stay.”</w:t>
-      </w:r>
-    </w:p>
-    <w:p>
-      <w:r>
-        <w:t>Awkward pause.</w:t>
-      </w:r>
-    </w:p>
-    <w:p>
-      <w:r>
-        <w:t>“Well, I suppose you could stay here for a few nights and sleep on the couch. But Maggie’s going to complain eventually.”</w:t>
-      </w:r>
-      <w:r>
-        <w:br/>
-        <w:t>“Who’s Maggie? Have you found yourself another woman?”</w:t>
-      </w:r>
-    </w:p>
-    <w:p>
-      <w:r>
-        <w:t>“Maggie is the corgi the previous one left behind.”</w:t>
-      </w:r>
-      <w:r>
-        <w:br/>
-        <w:t>“I can’t keep up.”</w:t>
-      </w:r>
-    </w:p>
-    <w:p>
-      <w:r>
-        <w:t>“To be frank, neither can I.”</w:t>
-      </w:r>
-      <w:r>
-        <w:br/>
-        <w:t>“Anyway, it can’t be your house. Not safe for you, not safe for me, not safe for Maggie.”</w:t>
-      </w:r>
-      <w:r>
-        <w:br/>
-        <w:t>“</w:t>
-      </w:r>
-      <w:r>
-        <w:t xml:space="preserve">You’re right, Maggie would never tolerate your snoring.” See? The stakeout. Klee had spent more twelve-hour sessions in an ill-smelling car with Pausing than he had with anyone. And yes, although they were supposed to both stay awake, if there was really nothing going on, they’d let each other take a nap through the silent watches of the night. </w:t>
-      </w:r>
-    </w:p>
-    <w:p>
-      <w:r>
-        <w:t xml:space="preserve">“Look, </w:t>
-      </w:r>
-      <w:r>
-        <w:t xml:space="preserve">I’m doing a </w:t>
-      </w:r>
       <w:proofErr w:type="spellStart"/>
       <w:r>
-        <w:t>favour</w:t>
+        <w:t>china</w:t>
       </w:r>
       <w:proofErr w:type="spellEnd"/>
       <w:r>
-        <w:t xml:space="preserve"> for a mate. And I’m taking over his live-in security guard business.”</w:t>
-      </w:r>
-    </w:p>
-    <w:p>
-      <w:r>
-        <w:t xml:space="preserve">“A </w:t>
+        <w:t>, ornaments, statues, doodads and whatchacallits.</w:t>
+      </w:r>
+      <w:r>
+        <w:t xml:space="preserve"> Except the ones that were filled with paintings. Landscapes mostly from what he could see, except the occasional “portrait of a lady” type. Klee didn’t know much about art – but he knew he didn’t like most of these. </w:t>
+      </w:r>
+    </w:p>
+    <w:p/>
+    <w:p>
+      <w:r>
+        <w:t>“He lived in a converted Chapel and filled it with books and antiques. The nephew doesn’t want to send the house clearance people until he’s had a chance to have a look</w:t>
+      </w:r>
+      <w:r>
+        <w:t xml:space="preserve"> himself</w:t>
+      </w:r>
+      <w:r>
+        <w:t>. But he’s a banker in New York and he’s working on some deal. So</w:t>
+      </w:r>
+      <w:r>
+        <w:t>,</w:t>
+      </w:r>
+      <w:r>
+        <w:t xml:space="preserve"> it might be months before he gets a chance to come over.”</w:t>
+      </w:r>
+      <w:r>
+        <w:br/>
+      </w:r>
+    </w:p>
+    <w:p>
+      <w:r>
+        <w:t>On the floor between the benches, mostly in boxes, but sometimes just stacked in the open were</w:t>
+      </w:r>
+      <w:r>
+        <w:t xml:space="preserve"> whole</w:t>
+      </w:r>
+      <w:r>
+        <w:t xml:space="preserve"> sets of </w:t>
       </w:r>
       <w:proofErr w:type="spellStart"/>
       <w:r>
-        <w:t>favour</w:t>
+        <w:t>china</w:t>
       </w:r>
       <w:proofErr w:type="spellEnd"/>
       <w:r>
-        <w:t xml:space="preserve"> for a mate? That sounds – legal.”</w:t>
-      </w:r>
-      <w:r>
-        <w:br/>
-        <w:t xml:space="preserve">“It’s </w:t>
-      </w:r>
-      <w:r>
-        <w:t>k</w:t>
-      </w:r>
-      <w:r>
-        <w:t xml:space="preserve">osher – in fact, he’s </w:t>
-      </w:r>
-      <w:r>
-        <w:t>k</w:t>
-      </w:r>
-      <w:r>
-        <w:t>osher</w:t>
+        <w:t>. And in and amongst them figurines.</w:t>
+      </w:r>
+    </w:p>
+    <w:p/>
+    <w:p>
+      <w:r>
+        <w:t xml:space="preserve">“I don’t know how he made his money, but his nephew seems to think he had enough of it. Enough anyway to </w:t>
+      </w:r>
+      <w:proofErr w:type="gramStart"/>
+      <w:r>
+        <w:t>spend</w:t>
+      </w:r>
+      <w:proofErr w:type="gramEnd"/>
+      <w:r>
+        <w:t xml:space="preserve"> on the </w:t>
+      </w:r>
+      <w:proofErr w:type="gramStart"/>
+      <w:r>
+        <w:t>roof</w:t>
+      </w:r>
+      <w:proofErr w:type="gramEnd"/>
+      <w:r>
+        <w:t xml:space="preserve"> which was the main thing he talked about. Apparently, whenever they talked.</w:t>
+      </w:r>
+      <w:r>
+        <w:t xml:space="preserve"> He talked about the roof</w:t>
+      </w:r>
+      <w:r>
+        <w:t>”</w:t>
+      </w:r>
+    </w:p>
+    <w:p/>
+    <w:p>
+      <w:r>
+        <w:t>Cigarette cards. Framed and then the frames stacked, tightly, again tucked in between the</w:t>
+      </w:r>
+      <w:r>
+        <w:t xml:space="preserve"> pews</w:t>
+      </w:r>
+      <w:r>
+        <w:t xml:space="preserve">. Football players from </w:t>
+      </w:r>
+      <w:proofErr w:type="gramStart"/>
+      <w:r>
+        <w:t>the</w:t>
+      </w:r>
+      <w:proofErr w:type="gramEnd"/>
+      <w:r>
+        <w:t xml:space="preserve"> thirties and forties. Cricketers. World War One biplanes.</w:t>
+      </w:r>
+    </w:p>
+    <w:p/>
+    <w:p>
+      <w:r>
+        <w:t>“He’s converted the chapel into a house.”</w:t>
+      </w:r>
+      <w:r>
+        <w:br/>
+      </w:r>
+      <w:r>
+        <w:br/>
+        <w:t>No he hasn’t. Thought Klee.</w:t>
+      </w:r>
+    </w:p>
+    <w:p/>
+    <w:p>
+      <w:r>
+        <w:t>Not really. There were two sets of stairs up to the balcony. And on the way up the stairs on one side was a tiny room – no bigger than a cupboard with a sink, a fridge, and a hotplate sitting on a microwave.</w:t>
+      </w:r>
+    </w:p>
+    <w:p/>
+    <w:p>
+      <w:r>
+        <w:t xml:space="preserve">Off the same landing on the other side was a toilet. In some of the hastiest plumbing Klee had ever seen, someone had built a ledge just inside the toilet door – he’d discovered it by tripping over it. They’d gouged a hole in the floor to expose the drain. And </w:t>
+      </w:r>
+      <w:proofErr w:type="gramStart"/>
+      <w:r>
+        <w:t>plumbed</w:t>
+      </w:r>
+      <w:proofErr w:type="gramEnd"/>
+      <w:r>
+        <w:t xml:space="preserve"> in a shower head to create the least glamorous wet room you had ever seen. Not something that would ever make it onto the cover of </w:t>
+      </w:r>
+      <w:r>
+        <w:t>H</w:t>
+      </w:r>
+      <w:r>
+        <w:t xml:space="preserve">ouse and </w:t>
+      </w:r>
+      <w:r>
+        <w:t>G</w:t>
+      </w:r>
+      <w:r>
+        <w:t>arden</w:t>
+      </w:r>
+      <w:r>
+        <w:t>. It</w:t>
+      </w:r>
+      <w:r>
+        <w:t xml:space="preserve"> really, really,</w:t>
+      </w:r>
+      <w:r>
+        <w:t xml:space="preserve"> wasn’t much,</w:t>
+      </w:r>
+      <w:r>
+        <w:t xml:space="preserve"> but the </w:t>
+      </w:r>
+      <w:proofErr w:type="spellStart"/>
+      <w:r>
+        <w:t>mould</w:t>
+      </w:r>
+      <w:proofErr w:type="spellEnd"/>
+      <w:r>
+        <w:t xml:space="preserve"> creeping up the walls seemed to like it.</w:t>
+      </w:r>
+    </w:p>
+    <w:p/>
+    <w:p>
+      <w:r>
+        <w:t xml:space="preserve">So, primitive kitchen, </w:t>
+      </w:r>
+      <w:r>
+        <w:t xml:space="preserve">primordial </w:t>
+      </w:r>
+      <w:r>
+        <w:t>bathroom. But where did he sleep?</w:t>
+      </w:r>
+    </w:p>
+    <w:p/>
+    <w:p>
+      <w:r>
+        <w:t>I</w:t>
+      </w:r>
+      <w:r>
+        <w:t>n the giant tent of course</w:t>
       </w:r>
       <w:r>
         <w:t>.</w:t>
       </w:r>
-      <w:r>
-        <w:t xml:space="preserve"> Anyway, long story, his wife divorced him”</w:t>
-      </w:r>
-    </w:p>
-    <w:p>
-      <w:r>
-        <w:t>“There’s a lot of it about.”</w:t>
-      </w:r>
-    </w:p>
-    <w:p>
-      <w:r>
-        <w:t>“You’re telling me. But somehow Jewish Kevin.”</w:t>
-      </w:r>
-    </w:p>
-    <w:p>
-      <w:r>
-        <w:t>“Kevin? A Jewish bloke called Kevin?”</w:t>
-      </w:r>
-      <w:r>
-        <w:br/>
-        <w:t>“He rediscovered his heritage when he – look, that’s not the point. The point is, he got divorced, then he came into some money. Wrong way round for the ex</w:t>
+    </w:p>
+    <w:p/>
+    <w:p>
+      <w:r>
+        <w:t xml:space="preserve">He’d slept in indoor tents before. </w:t>
+      </w:r>
+      <w:r>
+        <w:t xml:space="preserve">A </w:t>
+      </w:r>
+      <w:r>
+        <w:t>hangar</w:t>
+      </w:r>
+      <w:r>
+        <w:t xml:space="preserve"> for airships</w:t>
+      </w:r>
+      <w:r>
+        <w:t>.</w:t>
+      </w:r>
+      <w:r>
+        <w:t xml:space="preserve"> </w:t>
+      </w:r>
+    </w:p>
+    <w:p/>
+    <w:p>
+      <w:r>
+        <w:t>An</w:t>
+      </w:r>
+      <w:r>
+        <w:t xml:space="preserve">other hasty dialog with Pausing. </w:t>
+      </w:r>
+    </w:p>
+    <w:p/>
+    <w:p>
+      <w:r>
+        <w:t xml:space="preserve">“Where the hell am I going to sleep? This thing is ten thousand square </w:t>
+      </w:r>
+      <w:proofErr w:type="spellStart"/>
+      <w:r>
+        <w:t>metres</w:t>
+      </w:r>
+      <w:proofErr w:type="spellEnd"/>
+      <w:r>
+        <w:t>?”</w:t>
+      </w:r>
+    </w:p>
+    <w:p>
+      <w:r>
+        <w:t>“Put up a tent, that’s what the last guy did.”</w:t>
+      </w:r>
+    </w:p>
+    <w:p>
+      <w:r>
+        <w:t>“What happened to the last guy?”</w:t>
+      </w:r>
+    </w:p>
+    <w:p>
+      <w:r>
+        <w:t>“Well, he died of</w:t>
+      </w:r>
+      <w:r>
+        <w:t>…</w:t>
+      </w:r>
+      <w:r>
+        <w:t>”</w:t>
+      </w:r>
+      <w:r>
+        <w:br/>
+        <w:t>“What?”</w:t>
+      </w:r>
+    </w:p>
+    <w:p>
+      <w:r>
+        <w:t>“Pneumonia. Apparently</w:t>
+      </w:r>
+      <w:r>
+        <w:t>,</w:t>
+      </w:r>
+      <w:r>
+        <w:t xml:space="preserve"> Kevin kept telling him to make sure he wrapped up well. But he didn’t.”</w:t>
+      </w:r>
+    </w:p>
+    <w:p/>
+    <w:p>
+      <w:r>
+        <w:t>Three layers of socks, two of them thermals. He thought again about Jackie.</w:t>
+      </w:r>
+      <w:r>
+        <w:t xml:space="preserve"> It was murder, and it surely was murder, why did</w:t>
+      </w:r>
+      <w:r>
+        <w:t xml:space="preserve"> they kill Jackie and why hadn’t they killed him? Was it really because he was so good at not being found? </w:t>
+      </w:r>
+      <w:r>
+        <w:t>Or was it specifically something that Jackie had</w:t>
+      </w:r>
+      <w:r>
+        <w:t xml:space="preserve"> done</w:t>
+      </w:r>
+      <w:r>
+        <w:t>? What was it he could have done</w:t>
+      </w:r>
+      <w:r>
+        <w:t xml:space="preserve"> that meant they couldn’t even let the man finish his</w:t>
+      </w:r>
+      <w:r>
+        <w:t xml:space="preserve"> prawns.</w:t>
+      </w:r>
+    </w:p>
+    <w:p/>
+    <w:p>
+      <w:r>
+        <w:t>So</w:t>
+      </w:r>
+      <w:r>
+        <w:t>,</w:t>
+      </w:r>
+      <w:r>
+        <w:t xml:space="preserve"> in the airship hangar – he never asked where the airship had got to -</w:t>
+      </w:r>
+      <w:r>
+        <w:t xml:space="preserve"> Klee had got himself a tent, and a camp bed, and a mattress and two sets of thermals. And he’d been fine</w:t>
+      </w:r>
+      <w:r>
+        <w:t>.</w:t>
+      </w:r>
+      <w:r>
+        <w:t xml:space="preserve"> Yes, it was a trek to the loo. </w:t>
+      </w:r>
+    </w:p>
+    <w:p>
+      <w:r>
+        <w:br/>
+        <w:t>“Why don’t you pitch the tent near the loo, rather than in the middle.”</w:t>
+      </w:r>
+      <w:r>
+        <w:br/>
+        <w:t>“I don’t know. I really don’t know. It just doesn’t feel right.”</w:t>
+      </w:r>
+      <w:r>
+        <w:t xml:space="preserve"> </w:t>
+      </w:r>
+    </w:p>
+    <w:p/>
+    <w:p>
+      <w:r>
+        <w:t>So, he would probably be fine in this chapel.</w:t>
+      </w:r>
+      <w:r>
+        <w:t xml:space="preserve"> </w:t>
+      </w:r>
+      <w:r>
+        <w:t>But this wasn’t that kind of tent. This tent was made of – carpets!</w:t>
+      </w:r>
+    </w:p>
+    <w:p/>
+    <w:p>
+      <w:r>
+        <w:t xml:space="preserve">Klee could </w:t>
+      </w:r>
+      <w:proofErr w:type="gramStart"/>
+      <w:r>
+        <w:t>point</w:t>
+      </w:r>
+      <w:r>
+        <w:t>ed</w:t>
+      </w:r>
+      <w:proofErr w:type="gramEnd"/>
+      <w:r>
+        <w:t xml:space="preserve"> his burner smart phone at the carpet</w:t>
       </w:r>
       <w:r>
         <w:t>-</w:t>
       </w:r>
       <w:r>
-        <w:t>wife, but right way round for Kevin. And so Kevin went on holiday in the south of France, met someone.”</w:t>
-      </w:r>
-    </w:p>
-    <w:p>
-      <w:r>
-        <w:t>“This is very touching. What has it got to do with me? Or even you?”</w:t>
-      </w:r>
-      <w:r>
-        <w:br/>
-        <w:t>“Kevin is planning on being away for a while. And he asked me to run his house sitting, live-in security guard business. And I was thinking, you need a place to stay, with no direct connection to anyone you know and...”</w:t>
-      </w:r>
-    </w:p>
-    <w:p>
-      <w:r>
-        <w:t xml:space="preserve">...and that’s why he was standing there in the chapel. A Unitarian Chapel. </w:t>
-      </w:r>
-      <w:r>
-        <w:t>A chapel, t</w:t>
-      </w:r>
-      <w:r>
-        <w:t>hat had – from what he figured out from the internet, been working as exactly that until thirty years ago.</w:t>
-      </w:r>
-    </w:p>
-    <w:p/>
-    <w:p>
-      <w:r>
-        <w:t>“The old boy died. And the place is full of stuff – according to his nephew.”</w:t>
-      </w:r>
-    </w:p>
-    <w:p/>
-    <w:p>
-      <w:r>
-        <w:t>Yes, the place was full of stuff.</w:t>
-      </w:r>
-    </w:p>
-    <w:p/>
-    <w:p>
-      <w:r>
-        <w:t>This was apparently a classic design for a chapel of the period. The downstairs bit – “The nave” with rows of pews. And then an upstairs balcony. All the benches on the balcony were filled with</w:t>
-      </w:r>
-      <w:r>
-        <w:t xml:space="preserve"> </w:t>
-      </w:r>
-      <w:proofErr w:type="spellStart"/>
-      <w:r>
-        <w:t>china</w:t>
-      </w:r>
-      <w:proofErr w:type="spellEnd"/>
-      <w:r>
-        <w:t>, ornaments, statues, doodads and whatchacallits.</w:t>
-      </w:r>
-      <w:r>
-        <w:t xml:space="preserve"> Except the ones that were filled with paintings. Landscapes mostly from what he could see, except the occasional “portrait of a lady” type. Klee didn’t know much about art – but he knew he didn’t like most of these. </w:t>
-      </w:r>
-    </w:p>
-    <w:p/>
-    <w:p>
-      <w:r>
-        <w:lastRenderedPageBreak/>
-        <w:t>“He lived in a converted Chapel and filled it with books and antiques. The nephew doesn’t want to send the house clearance people until he’s had a chance to have a look</w:t>
-      </w:r>
-      <w:r>
-        <w:t xml:space="preserve"> himself</w:t>
-      </w:r>
-      <w:r>
-        <w:t>. But he’s a banker in New York and he’s working on some deal. So</w:t>
-      </w:r>
-      <w:r>
-        <w:t>,</w:t>
-      </w:r>
-      <w:r>
-        <w:t xml:space="preserve"> it might be months before he gets a chance to come over.”</w:t>
-      </w:r>
-      <w:r>
-        <w:br/>
-      </w:r>
-    </w:p>
-    <w:p>
-      <w:r>
-        <w:t>On the floor between the benches, mostly in boxes, but sometimes just stacked in the open were</w:t>
-      </w:r>
-      <w:r>
-        <w:t xml:space="preserve"> whole</w:t>
-      </w:r>
-      <w:r>
-        <w:t xml:space="preserve"> sets of </w:t>
-      </w:r>
-      <w:proofErr w:type="spellStart"/>
-      <w:r>
-        <w:t>china</w:t>
-      </w:r>
-      <w:proofErr w:type="spellEnd"/>
-      <w:r>
-        <w:t>. And in and amongst them figurines.</w:t>
-      </w:r>
-    </w:p>
-    <w:p/>
-    <w:p>
-      <w:r>
-        <w:t>“I don’t know how he made his money, but his nephew seems to think he had enough of it. Enough anyway to spend on the roof which was the main thing he talked about. Apparently, whenever they talked.</w:t>
-      </w:r>
-      <w:r>
-        <w:t xml:space="preserve"> He talked about the roof</w:t>
-      </w:r>
-      <w:r>
-        <w:t>”</w:t>
-      </w:r>
-    </w:p>
-    <w:p/>
-    <w:p>
-      <w:r>
-        <w:t>Cigarette cards. Framed and then the frames stacked, tightly, again tucked in between the benches. Football players from the thirties and forties. Cricketers. World War One biplanes.</w:t>
-      </w:r>
-    </w:p>
-    <w:p/>
-    <w:p>
-      <w:r>
-        <w:t>“He’s converted the chapel into a house.”</w:t>
-      </w:r>
-      <w:r>
-        <w:br/>
-      </w:r>
-      <w:r>
-        <w:br/>
-        <w:t>No he hasn’t. Thought Klee.</w:t>
-      </w:r>
-    </w:p>
-    <w:p/>
-    <w:p>
-      <w:r>
-        <w:t>Not really. There were two sets of stairs up to the balcony. And on the way up the stairs on one side was a tiny room – no bigger than a cupboard with a sink, a fridge, and a hotplate sitting on a microwave.</w:t>
-      </w:r>
-    </w:p>
-    <w:p/>
-    <w:p>
-      <w:r>
-        <w:t xml:space="preserve">Off the same landing on the other side was a toilet. In some of the hastiest plumbing Klee had ever seen, someone had built a ledge just inside the toilet door – he’d discovered it by tripping over it. They’d gouged a hole in the floor to expose the drain. And plumbed in a shower head to create the least glamorous wet room you had ever seen. Not something that would ever make it onto the cover of </w:t>
-      </w:r>
-      <w:r>
-        <w:t>H</w:t>
-      </w:r>
-      <w:r>
-        <w:t xml:space="preserve">ouse and </w:t>
-      </w:r>
-      <w:r>
-        <w:t>G</w:t>
-      </w:r>
-      <w:r>
-        <w:t>arden</w:t>
-      </w:r>
-      <w:r>
-        <w:t>. It wasn’t much,</w:t>
-      </w:r>
-      <w:r>
-        <w:t xml:space="preserve"> but the </w:t>
-      </w:r>
-      <w:proofErr w:type="spellStart"/>
-      <w:r>
-        <w:t>mould</w:t>
-      </w:r>
-      <w:proofErr w:type="spellEnd"/>
-      <w:r>
-        <w:t xml:space="preserve"> creeping up the walls seemed to like it.</w:t>
-      </w:r>
-    </w:p>
-    <w:p/>
-    <w:p>
-      <w:r>
-        <w:t>So, primitive kitchen, nearly primordial bathroom. But where did he sleep?</w:t>
-      </w:r>
-    </w:p>
-    <w:p/>
-    <w:p>
-      <w:r>
-        <w:t>Well, i</w:t>
-      </w:r>
-      <w:r>
-        <w:t>n the giant tent of course!</w:t>
-      </w:r>
-    </w:p>
-    <w:p/>
-    <w:p>
-      <w:r>
-        <w:t>He’d seen this before, in fact he’d done this before in a giant hangar that he’d been asked to guard.</w:t>
-      </w:r>
-    </w:p>
-    <w:p/>
-    <w:p>
-      <w:r>
-        <w:t>That has been another hasty dialog with Pausing.</w:t>
-      </w:r>
-      <w:r>
-        <w:t xml:space="preserve"> </w:t>
-      </w:r>
-    </w:p>
-    <w:p/>
-    <w:p>
-      <w:r>
-        <w:t xml:space="preserve">“Where the hell am I going to sleep? This thing is ten thousand square </w:t>
-      </w:r>
-      <w:proofErr w:type="spellStart"/>
-      <w:r>
-        <w:t>metres</w:t>
-      </w:r>
-      <w:proofErr w:type="spellEnd"/>
-      <w:r>
-        <w:t>?”</w:t>
-      </w:r>
-    </w:p>
-    <w:p>
-      <w:r>
-        <w:t>“Put up a tent, that’s what the last guy did.”</w:t>
-      </w:r>
-    </w:p>
-    <w:p>
-      <w:r>
-        <w:t>“What happened to the last guy?”</w:t>
-      </w:r>
-    </w:p>
-    <w:p>
-      <w:r>
-        <w:t>“Well, he died of.”</w:t>
-      </w:r>
-      <w:r>
-        <w:br/>
-        <w:t>“What?”</w:t>
-      </w:r>
-    </w:p>
-    <w:p>
-      <w:r>
-        <w:t>“Pneumonia. Apparently</w:t>
-      </w:r>
-      <w:r>
-        <w:t>,</w:t>
-      </w:r>
-      <w:r>
-        <w:t xml:space="preserve"> Kevin kept telling him to make sure he wrapped up well. But he didn’t.”</w:t>
-      </w:r>
-    </w:p>
-    <w:p/>
-    <w:p>
-      <w:r>
-        <w:t>Three layers of socks, two of them thermals. He thought again about Jackie.</w:t>
-      </w:r>
-      <w:r>
-        <w:t xml:space="preserve"> Why did they kill Jackie and why hadn’t they killed him? Was it really because he was so good at not being found? What had he done that meant they couldn’t even let the man finish his</w:t>
-      </w:r>
-      <w:r>
-        <w:t xml:space="preserve"> prawns.</w:t>
-      </w:r>
-    </w:p>
-    <w:p/>
-    <w:p>
-      <w:r>
-        <w:t>So</w:t>
-      </w:r>
-      <w:r>
-        <w:t>,</w:t>
-      </w:r>
-      <w:r>
-        <w:t xml:space="preserve"> Klee had got himself a tent, and a camp bed, and a mattress and two sets of thermals. And he’d been fine</w:t>
-      </w:r>
-      <w:r>
-        <w:t xml:space="preserve"> in the giant warehouse. </w:t>
-      </w:r>
-    </w:p>
-    <w:p/>
-    <w:p>
-      <w:r>
-        <w:lastRenderedPageBreak/>
-        <w:t>So, he would probably be fine in this chapel.</w:t>
-      </w:r>
-      <w:r>
-        <w:t xml:space="preserve"> </w:t>
-      </w:r>
-      <w:r>
-        <w:t>But this wasn’t that kind of tent. This tent was made of – carpets!</w:t>
-      </w:r>
-    </w:p>
-    <w:p/>
-    <w:p>
-      <w:r>
-        <w:t>That was part of the wonder of the modern world. Oh yes, there were certainly some horrors.</w:t>
-      </w:r>
-      <w:r>
-        <w:t xml:space="preserve"> There were a lot of horrors – don’t get him started about the horrors. </w:t>
-      </w:r>
-    </w:p>
-    <w:p/>
-    <w:p>
-      <w:r>
-        <w:t xml:space="preserve">But there were also some wonders. And this was one particular wonder of the modern world. Ernesto Klee could point his burner smart phone at the carpet – tent - thing that took up most of the space in the </w:t>
+        <w:t xml:space="preserve">tent-thing that took up most of the space in the </w:t>
       </w:r>
       <w:proofErr w:type="spellStart"/>
       <w:r>
@@ -477,7 +643,36 @@
         <w:t>ship, like navy, nautical</w:t>
       </w:r>
       <w:r>
-        <w:t xml:space="preserve"> (he’d looked that up on the internet too). Klee could point his smart phone at the tent thing, take a few pictures and then ask the all-important question:</w:t>
+        <w:t xml:space="preserve"> (he’d looked that up on the internet too). Klee could </w:t>
+      </w:r>
+      <w:proofErr w:type="gramStart"/>
+      <w:r>
+        <w:t>point</w:t>
+      </w:r>
+      <w:r>
+        <w:t>ed</w:t>
+      </w:r>
+      <w:proofErr w:type="gramEnd"/>
+      <w:r>
+        <w:t xml:space="preserve"> his smart phone at the tent thing</w:t>
+      </w:r>
+      <w:r>
+        <w:t>.</w:t>
+      </w:r>
+      <w:r>
+        <w:t xml:space="preserve"> </w:t>
+      </w:r>
+      <w:r>
+        <w:t xml:space="preserve">He snapped a </w:t>
+      </w:r>
+      <w:r>
+        <w:t>few pictures and then ask</w:t>
+      </w:r>
+      <w:r>
+        <w:t>ed</w:t>
+      </w:r>
+      <w:r>
+        <w:t xml:space="preserve"> the all-important question:</w:t>
       </w:r>
       <w:r>
         <w:br/>
@@ -499,10 +694,42 @@
         <w:t xml:space="preserve"> More a Victorian fantasy of what a Berber tent might look like.</w:t>
       </w:r>
       <w:r>
-        <w:t xml:space="preserve"> Probably not woven in the east, probably woven somewhere in the UK, like Axminster. </w:t>
-      </w:r>
-    </w:p>
-    <w:p>
+        <w:t xml:space="preserve"> Probably not woven in the east, probably woven somewhere in the UK, like Axminster.</w:t>
+      </w:r>
+      <w:r>
+        <w:t xml:space="preserve"> There was one in the V&amp;A. The stately home, Castle Howard in East </w:t>
+      </w:r>
+      <w:proofErr w:type="gramStart"/>
+      <w:r>
+        <w:t>Yorkshire</w:t>
+      </w:r>
+      <w:proofErr w:type="gramEnd"/>
+      <w:r>
+        <w:t xml:space="preserve"> had one. Even in a house with 80 or so rooms, they had nowhere to put it, so most of the time it was in storage. It had been put up in a couple of exhibitions. No other extant examples were known.</w:t>
+      </w:r>
+      <w:r>
+        <w:t xml:space="preserve"> Well, there was another one known now.</w:t>
+      </w:r>
+    </w:p>
+    <w:p/>
+    <w:p>
+      <w:r>
+        <w:t>Klee walked around the tent for a few minutes. Finally, he untied a rope that was fastened around a peg that had clearly been attached to a column for this specific purpose.</w:t>
+      </w:r>
+      <w:r>
+        <w:t xml:space="preserve"> One corner of one of the carpets lifted to reveal an entrance.</w:t>
+      </w:r>
+      <w:r>
+        <w:t xml:space="preserve"> </w:t>
+      </w:r>
+      <w:r>
+        <w:t xml:space="preserve"> </w:t>
+      </w:r>
+    </w:p>
+    <w:p>
+      <w:r>
+        <w:t xml:space="preserve"> </w:t>
+      </w:r>
       <w:r>
         <w:t xml:space="preserve"> </w:t>
       </w:r>

--- a/Chapter 4 - Tent.docx
+++ b/Chapter 4 - Tent.docx
@@ -9,7 +9,13 @@
     </w:p>
     <w:p>
       <w:r>
-        <w:t>The place was huge. He supposed the key was a clue. A giant thing. Rusty except for the bits that had been used and worn smooth. Worn smooth by turning it in a giant lock in a giant door.</w:t>
+        <w:t xml:space="preserve">The place was huge. </w:t>
+      </w:r>
+      <w:r>
+        <w:t>The key should have been a clue</w:t>
+      </w:r>
+      <w:r>
+        <w:t>. A giant thing. Rusty except for the bits that had been used and worn smooth. Worn smooth by turning it in a giant lock in a giant door.</w:t>
       </w:r>
     </w:p>
     <w:p>
@@ -22,429 +28,448 @@
       <w:r>
         <w:t xml:space="preserve"> let himself into a new home. For how long? He wasn’t sure. He was rarely sure,</w:t>
       </w:r>
-    </w:p>
-    <w:p/>
-    <w:p>
-      <w:r>
-        <w:t>Let’s face it, he liked most things about this job that he’d been forced into. Fallen into? Begged to be forced into?</w:t>
+      <w:r>
+        <w:br/>
+      </w:r>
+    </w:p>
+    <w:p>
+      <w:r>
+        <w:t>Let’s face it, he liked most things about this job that he’d been forced into.</w:t>
+      </w:r>
+      <w:r>
+        <w:t xml:space="preserve"> Fallen into? Begged to be forced into? OK, it was, like most things about his life, a bit complicated.</w:t>
+      </w:r>
+    </w:p>
+    <w:p/>
+    <w:p>
+      <w:r>
+        <w:t>This had been the conversation with Pausing.</w:t>
+      </w:r>
+    </w:p>
+    <w:p>
+      <w:r>
+        <w:t>“I need somewhere to stay.”</w:t>
+      </w:r>
+    </w:p>
+    <w:p>
+      <w:r>
+        <w:t>Awkward pause.</w:t>
+      </w:r>
+    </w:p>
+    <w:p>
+      <w:r>
+        <w:t>“Well, I suppose you could stay here for a few nights and sleep on the couch. But Maggie’s going to complain eventually.”</w:t>
+      </w:r>
+      <w:r>
+        <w:br/>
+        <w:t>“Who’s Maggie? Have you found yourself another woman?”</w:t>
+      </w:r>
+    </w:p>
+    <w:p>
+      <w:r>
+        <w:t>“Maggie is the corgi the previous one left behind.”</w:t>
+      </w:r>
+      <w:r>
+        <w:br/>
+        <w:t>“I can’t keep up.”</w:t>
+      </w:r>
+    </w:p>
+    <w:p>
+      <w:r>
+        <w:t>“To be frank, neither can I.”</w:t>
+      </w:r>
+      <w:r>
+        <w:br/>
+        <w:t>“Anyway, it can’t be your house. Not safe for you, not safe for me, not safe for Maggie.”</w:t>
+      </w:r>
+      <w:r>
+        <w:br/>
+        <w:t>“</w:t>
+      </w:r>
+      <w:r>
+        <w:t>You’re right, Maggie would never tolerate your snoring.” See? The stakeout. Klee had spent more twelve-hour sessions in an ill-smelling car with Pausing than he had with anyone</w:t>
+      </w:r>
+      <w:r>
+        <w:t>, even Jackie Spanner</w:t>
+      </w:r>
+      <w:r>
+        <w:t xml:space="preserve">. And yes, although they were supposed to both stay awake, if there was really nothing going on, they’d let each other take a nap through the silent watches of the night. </w:t>
+      </w:r>
+    </w:p>
+    <w:p>
+      <w:r>
+        <w:t xml:space="preserve">“Look, I’m doing a </w:t>
+      </w:r>
+      <w:proofErr w:type="spellStart"/>
+      <w:r>
+        <w:t>favour</w:t>
+      </w:r>
+      <w:proofErr w:type="spellEnd"/>
+      <w:r>
+        <w:t xml:space="preserve"> for a mate. And I’m taking over his live-in security guard </w:t>
+      </w:r>
+      <w:proofErr w:type="gramStart"/>
+      <w:r>
+        <w:t>business.”</w:t>
+      </w:r>
+      <w:proofErr w:type="gramEnd"/>
+    </w:p>
+    <w:p>
+      <w:r>
+        <w:t xml:space="preserve">“A </w:t>
+      </w:r>
+      <w:proofErr w:type="spellStart"/>
+      <w:r>
+        <w:t>favour</w:t>
+      </w:r>
+      <w:proofErr w:type="spellEnd"/>
+      <w:r>
+        <w:t xml:space="preserve"> for a mate? That sounds – legal.”</w:t>
+      </w:r>
+      <w:r>
+        <w:br/>
+        <w:t xml:space="preserve">“It’s </w:t>
+      </w:r>
+      <w:r>
+        <w:t>k</w:t>
+      </w:r>
+      <w:r>
+        <w:t xml:space="preserve">osher – in fact, he’s </w:t>
+      </w:r>
+      <w:r>
+        <w:t>k</w:t>
+      </w:r>
+      <w:r>
+        <w:t>osher</w:t>
+      </w:r>
+      <w:r>
+        <w:t>.</w:t>
+      </w:r>
+      <w:r>
+        <w:t xml:space="preserve"> Anyway, long story, his wife divorced him”</w:t>
+      </w:r>
+    </w:p>
+    <w:p>
+      <w:r>
+        <w:t>“There’s a lot of it about.”</w:t>
+      </w:r>
+    </w:p>
+    <w:p>
+      <w:r>
+        <w:t>“You’re telling me. But somehow Jewish Kevin</w:t>
+      </w:r>
+      <w:r>
+        <w:t>..</w:t>
+      </w:r>
+      <w:r>
+        <w:t>.”</w:t>
+      </w:r>
+    </w:p>
+    <w:p>
+      <w:r>
+        <w:t>“Kevin? A Jewish bloke called Kevin?”</w:t>
+      </w:r>
+      <w:r>
+        <w:br/>
+        <w:t>“He rediscovered his heritage when he – look, that’s not the point. The point is, he got divorced, then he came into some money. Wrong way round for the ex</w:t>
+      </w:r>
+      <w:r>
+        <w:t>-</w:t>
+      </w:r>
+      <w:r>
+        <w:t>wife, but right way round for Kevin. And so</w:t>
+      </w:r>
+      <w:r>
+        <w:t>,</w:t>
+      </w:r>
+      <w:r>
+        <w:t xml:space="preserve"> Kevin went on holiday in the south of France, met someone.”</w:t>
+      </w:r>
+    </w:p>
+    <w:p>
+      <w:r>
+        <w:t>“This is very touching. What has it got to do with me? Or even you?”</w:t>
+      </w:r>
+      <w:r>
+        <w:br/>
+        <w:t>“Kevin is planning on being away for a while. And he asked me to run his house sitting, live-in security guard business. And I was thinking, you need a place to stay, with no direct connection to anyone you know and...”</w:t>
+      </w:r>
+    </w:p>
+    <w:p>
+      <w:r>
+        <w:t>...and that’s</w:t>
+      </w:r>
+      <w:r>
+        <w:t xml:space="preserve"> how Ernesto Klee found his second career. After a Welsh hill farm, a hangar for airships and a lighthouse! He thought he was ready for anything. If he’d been in the lighthouse when he’d heard about Jackie’s suicide, he would have probably </w:t>
+      </w:r>
+      <w:r>
+        <w:t xml:space="preserve">just </w:t>
+      </w:r>
+      <w:r>
+        <w:t>stayed put, and he would have been safe.</w:t>
+      </w:r>
+    </w:p>
+    <w:p>
+      <w:r>
+        <w:t xml:space="preserve">But instead, here he was standing in the chapel, not getting married. Still technically married, although who knows where she’d gone. </w:t>
+      </w:r>
+    </w:p>
+    <w:p>
+      <w:r>
+        <w:t xml:space="preserve">A Unitarian Chapel. </w:t>
+      </w:r>
+      <w:r>
+        <w:t>A chapel, t</w:t>
+      </w:r>
+      <w:r>
+        <w:t>hat had – from what he figured out from the internet, been working as exactly that until thirty years ago.</w:t>
+      </w:r>
+    </w:p>
+    <w:p/>
+    <w:p>
+      <w:r>
+        <w:t>“The old boy died. And the place is full of stuff – according to his nephew.”</w:t>
+      </w:r>
+    </w:p>
+    <w:p/>
+    <w:p>
+      <w:r>
+        <w:t>Yes, the place was full of stuff.</w:t>
+      </w:r>
+    </w:p>
+    <w:p/>
+    <w:p>
+      <w:r>
+        <w:lastRenderedPageBreak/>
+        <w:t>This was apparently a classic design for a chapel of the period. The downstairs bit – “The nave” with rows of pews. And then an upstairs balcony. All the benches on the balcony were filled with</w:t>
       </w:r>
       <w:r>
         <w:t xml:space="preserve"> </w:t>
       </w:r>
-      <w:r>
-        <w:br/>
-      </w:r>
-    </w:p>
-    <w:p>
-      <w:r>
-        <w:t>Let’s face it, he liked most things about this job that he’d been forced into.</w:t>
-      </w:r>
-      <w:r>
-        <w:t xml:space="preserve"> Fallen into? Begged to be forced into? OK, it was, like most things about his life, a bit complicated.</w:t>
-      </w:r>
-    </w:p>
-    <w:p/>
-    <w:p>
-      <w:r>
-        <w:t>This had been the conversation with Pausing.</w:t>
-      </w:r>
-    </w:p>
-    <w:p>
-      <w:r>
-        <w:t>“I need somewhere to stay.”</w:t>
-      </w:r>
-    </w:p>
-    <w:p>
-      <w:r>
-        <w:t>Awkward pause.</w:t>
-      </w:r>
-    </w:p>
-    <w:p>
-      <w:r>
-        <w:t>“Well, I suppose you could stay here for a few nights and sleep on the couch. But Maggie’s going to complain eventually.”</w:t>
-      </w:r>
-      <w:r>
-        <w:br/>
-        <w:t>“Who’s Maggie? Have you found yourself another woman?”</w:t>
-      </w:r>
-    </w:p>
-    <w:p>
-      <w:r>
-        <w:t>“Maggie is the corgi the previous one left behind.”</w:t>
-      </w:r>
-      <w:r>
-        <w:br/>
-        <w:t>“I can’t keep up.”</w:t>
-      </w:r>
-    </w:p>
-    <w:p>
-      <w:r>
-        <w:t>“To be frank, neither can I.”</w:t>
-      </w:r>
-      <w:r>
-        <w:br/>
-        <w:t>“Anyway, it can’t be your house. Not safe for you, not safe for me, not safe for Maggie.”</w:t>
-      </w:r>
-      <w:r>
-        <w:br/>
-        <w:t>“</w:t>
-      </w:r>
-      <w:r>
-        <w:t>You’re right, Maggie would never tolerate your snoring.” See? The stakeout. Klee had spent more twelve-hour sessions in an ill-smelling car with Pausing than he had with anyone</w:t>
-      </w:r>
-      <w:r>
-        <w:t>, even Jackie Spanner</w:t>
-      </w:r>
-      <w:r>
-        <w:t xml:space="preserve">. And yes, although they were supposed to both stay awake, if there was really nothing going on, they’d let each other take a nap through the silent watches of the night. </w:t>
-      </w:r>
-    </w:p>
-    <w:p>
-      <w:r>
-        <w:t xml:space="preserve">“Look, I’m doing a </w:t>
-      </w:r>
       <w:proofErr w:type="spellStart"/>
       <w:r>
-        <w:t>favour</w:t>
+        <w:t>china</w:t>
       </w:r>
       <w:proofErr w:type="spellEnd"/>
       <w:r>
-        <w:t xml:space="preserve"> for a mate. And I’m taking over his live-in security guard </w:t>
+        <w:t>, ornaments, statues, doodads and whatcha</w:t>
+      </w:r>
+      <w:r>
+        <w:t>ma</w:t>
+      </w:r>
+      <w:r>
+        <w:t>callits.</w:t>
+      </w:r>
+      <w:r>
+        <w:t xml:space="preserve"> Except the ones that were filled with paintings. Landscapes mostly from what he could see, except the occasional “portrait of a lady” type. Klee didn’t know much about art – but he knew he didn’t like most of these. </w:t>
+      </w:r>
+    </w:p>
+    <w:p/>
+    <w:p>
+      <w:r>
+        <w:t>“He lived in a converted Chapel and filled it with books and antiques. The nephew doesn’t want to send the house clearance people until he’s had a chance to have a look</w:t>
+      </w:r>
+      <w:r>
+        <w:t xml:space="preserve"> himself</w:t>
+      </w:r>
+      <w:r>
+        <w:t>. But he’s a banker in New York and he’s working on some deal. So</w:t>
+      </w:r>
+      <w:r>
+        <w:t>,</w:t>
+      </w:r>
+      <w:r>
+        <w:t xml:space="preserve"> it might be months before he gets a chance to come over.”</w:t>
+      </w:r>
+      <w:r>
+        <w:br/>
+      </w:r>
+    </w:p>
+    <w:p>
+      <w:r>
+        <w:t>On the floor between the benches, mostly in boxes, but sometimes just stacked in the open were</w:t>
+      </w:r>
+      <w:r>
+        <w:t xml:space="preserve"> whole</w:t>
+      </w:r>
+      <w:r>
+        <w:t xml:space="preserve"> sets of </w:t>
+      </w:r>
+      <w:proofErr w:type="spellStart"/>
+      <w:r>
+        <w:t>china</w:t>
+      </w:r>
+      <w:proofErr w:type="spellEnd"/>
+      <w:r>
+        <w:t>. And in and amongst them figurines.</w:t>
+      </w:r>
+    </w:p>
+    <w:p/>
+    <w:p>
+      <w:r>
+        <w:t xml:space="preserve">“I don’t know how he made his money, but his nephew seems to think he had enough of it. Enough anyway to </w:t>
       </w:r>
       <w:proofErr w:type="gramStart"/>
       <w:r>
-        <w:t>business.”</w:t>
+        <w:t>spend</w:t>
       </w:r>
       <w:proofErr w:type="gramEnd"/>
-    </w:p>
-    <w:p>
-      <w:r>
-        <w:t xml:space="preserve">“A </w:t>
+      <w:r>
+        <w:t xml:space="preserve"> on the </w:t>
+      </w:r>
+      <w:proofErr w:type="gramStart"/>
+      <w:r>
+        <w:t>roof</w:t>
+      </w:r>
+      <w:proofErr w:type="gramEnd"/>
+      <w:r>
+        <w:t xml:space="preserve"> which was the main thing he talked about. Apparently, whenever they talked.</w:t>
+      </w:r>
+      <w:r>
+        <w:t xml:space="preserve"> He talked about the roof</w:t>
+      </w:r>
+      <w:r>
+        <w:t>”</w:t>
+      </w:r>
+    </w:p>
+    <w:p/>
+    <w:p>
+      <w:r>
+        <w:t>Cigarette cards. Framed and then the frames stacked, tightly, again tucked in between the</w:t>
+      </w:r>
+      <w:r>
+        <w:t xml:space="preserve"> pews</w:t>
+      </w:r>
+      <w:r>
+        <w:t>. Football players from the</w:t>
+      </w:r>
+      <w:r>
+        <w:t xml:space="preserve"> nineteen</w:t>
+      </w:r>
+      <w:r>
+        <w:t xml:space="preserve"> thirties and forties. Cricketers. World War One biplanes.</w:t>
+      </w:r>
+      <w:r>
+        <w:t xml:space="preserve"> </w:t>
+      </w:r>
+      <w:r>
+        <w:br/>
+        <w:t xml:space="preserve">World </w:t>
+      </w:r>
+      <w:proofErr w:type="gramStart"/>
+      <w:r>
+        <w:t>war</w:t>
+      </w:r>
+      <w:proofErr w:type="gramEnd"/>
+      <w:r>
+        <w:t xml:space="preserve"> II bombers. How many fags would you need to smoke. Jesus.</w:t>
+      </w:r>
+    </w:p>
+    <w:p/>
+    <w:p>
+      <w:r>
+        <w:t>“He’s converted the chapel into a house.”</w:t>
+      </w:r>
+      <w:r>
+        <w:br/>
+      </w:r>
+      <w:r>
+        <w:br/>
+        <w:t>No he hasn’t. Thought Klee.</w:t>
+      </w:r>
+    </w:p>
+    <w:p/>
+    <w:p>
+      <w:r>
+        <w:t>Not really. There were two sets of stairs up to the balcony. And on the way up the stairs on one side was a tiny room – no bigger than a cupboard with a sink, a fridge, and a hotplate sitting on a microwave.</w:t>
+      </w:r>
+    </w:p>
+    <w:p/>
+    <w:p>
+      <w:r>
+        <w:t xml:space="preserve">Off the same landing on the other side was a toilet. In some of the hastiest plumbing Klee had ever seen, someone had built a ledge just inside the toilet door – he’d discovered it by tripping over it. They’d gouged a hole in the floor to expose the drain. And </w:t>
+      </w:r>
+      <w:proofErr w:type="gramStart"/>
+      <w:r>
+        <w:t>plumbed</w:t>
+      </w:r>
+      <w:proofErr w:type="gramEnd"/>
+      <w:r>
+        <w:t xml:space="preserve"> in a shower head to create the least glamorous wet room you had ever seen. Not something that would ever make it onto the cover of </w:t>
+      </w:r>
+      <w:r>
+        <w:t>H</w:t>
+      </w:r>
+      <w:r>
+        <w:t xml:space="preserve">ouse and </w:t>
+      </w:r>
+      <w:r>
+        <w:t>G</w:t>
+      </w:r>
+      <w:r>
+        <w:t>arden</w:t>
+      </w:r>
+      <w:r>
+        <w:t>. It</w:t>
+      </w:r>
+      <w:r>
+        <w:t xml:space="preserve"> really, really,</w:t>
+      </w:r>
+      <w:r>
+        <w:t xml:space="preserve"> wasn’t much,</w:t>
+      </w:r>
+      <w:r>
+        <w:t xml:space="preserve"> but the </w:t>
       </w:r>
       <w:proofErr w:type="spellStart"/>
       <w:r>
-        <w:t>favour</w:t>
+        <w:t>mould</w:t>
       </w:r>
       <w:proofErr w:type="spellEnd"/>
       <w:r>
-        <w:t xml:space="preserve"> for a mate? That sounds – legal.”</w:t>
-      </w:r>
-      <w:r>
-        <w:br/>
-        <w:t xml:space="preserve">“It’s </w:t>
-      </w:r>
-      <w:r>
-        <w:t>k</w:t>
-      </w:r>
-      <w:r>
-        <w:t xml:space="preserve">osher – in fact, he’s </w:t>
-      </w:r>
-      <w:r>
-        <w:t>k</w:t>
-      </w:r>
-      <w:r>
-        <w:t>osher</w:t>
+        <w:t xml:space="preserve"> creeping up the walls seemed to like it.</w:t>
+      </w:r>
+    </w:p>
+    <w:p/>
+    <w:p>
+      <w:r>
+        <w:t xml:space="preserve">So, primitive kitchen, </w:t>
+      </w:r>
+      <w:r>
+        <w:t xml:space="preserve">primordial </w:t>
+      </w:r>
+      <w:r>
+        <w:t>bathroom. But where did he sleep?</w:t>
+      </w:r>
+    </w:p>
+    <w:p/>
+    <w:p>
+      <w:r>
+        <w:t>I</w:t>
+      </w:r>
+      <w:r>
+        <w:t>n the giant tent of course</w:t>
       </w:r>
       <w:r>
         <w:t>.</w:t>
       </w:r>
-      <w:r>
-        <w:t xml:space="preserve"> Anyway, long story, his wife divorced him”</w:t>
-      </w:r>
-    </w:p>
-    <w:p>
-      <w:r>
-        <w:t>“There’s a lot of it about.”</w:t>
-      </w:r>
-    </w:p>
-    <w:p>
-      <w:r>
-        <w:t>“You’re telling me. But somehow Jewish Kevin</w:t>
-      </w:r>
-      <w:r>
-        <w:t>..</w:t>
-      </w:r>
-      <w:r>
-        <w:t>.”</w:t>
-      </w:r>
-    </w:p>
-    <w:p>
-      <w:r>
-        <w:t>“Kevin? A Jewish bloke called Kevin?”</w:t>
-      </w:r>
-      <w:r>
-        <w:br/>
-        <w:t>“He rediscovered his heritage when he – look, that’s not the point. The point is, he got divorced, then he came into some money. Wrong way round for the ex</w:t>
-      </w:r>
-      <w:r>
-        <w:t>-</w:t>
-      </w:r>
-      <w:r>
-        <w:t>wife, but right way round for Kevin. And so</w:t>
-      </w:r>
-      <w:r>
-        <w:t>,</w:t>
-      </w:r>
-      <w:r>
-        <w:t xml:space="preserve"> Kevin went on holiday in the south of France, met someone.”</w:t>
-      </w:r>
-    </w:p>
-    <w:p>
-      <w:r>
-        <w:t>“This is very touching. What has it got to do with me? Or even you?”</w:t>
-      </w:r>
-      <w:r>
-        <w:br/>
-        <w:t>“Kevin is planning on being away for a while. And he asked me to run his house sitting, live-in security guard business. And I was thinking, you need a place to stay, with no direct connection to anyone you know and...”</w:t>
-      </w:r>
-    </w:p>
-    <w:p>
-      <w:r>
-        <w:t>...and that’s</w:t>
-      </w:r>
-      <w:r>
-        <w:t xml:space="preserve"> how Ernesto Klee found his second career. After a Welsh hill farm, a hangar for airships and a lighthouse! He thought he was ready for anything. If he’d been in the lighthouse when he’d heard about Jackie’s suicide, he would have probably </w:t>
-      </w:r>
-      <w:r>
-        <w:t xml:space="preserve">just </w:t>
-      </w:r>
-      <w:r>
-        <w:t>stayed put, and he would have been safe.</w:t>
-      </w:r>
-    </w:p>
-    <w:p>
-      <w:r>
-        <w:t xml:space="preserve">But instead, here he was standing in the chapel, not getting married. Still technically married, although who knows where she’d gone. </w:t>
-      </w:r>
-    </w:p>
-    <w:p>
-      <w:r>
-        <w:t xml:space="preserve">A Unitarian Chapel. </w:t>
-      </w:r>
-      <w:r>
-        <w:t>A chapel, t</w:t>
-      </w:r>
-      <w:r>
-        <w:t>hat had – from what he figured out from the internet, been working as exactly that until thirty years ago.</w:t>
-      </w:r>
-    </w:p>
-    <w:p/>
-    <w:p>
-      <w:r>
-        <w:t>“The old boy died. And the place is full of stuff – according to his nephew.”</w:t>
-      </w:r>
-    </w:p>
-    <w:p/>
-    <w:p>
-      <w:r>
-        <w:lastRenderedPageBreak/>
-        <w:t>Yes, the place was full of stuff.</w:t>
-      </w:r>
-    </w:p>
-    <w:p/>
-    <w:p>
-      <w:r>
-        <w:t>This was apparently a classic design for a chapel of the period. The downstairs bit – “The nave” with rows of pews. And then an upstairs balcony. All the benches on the balcony were filled with</w:t>
+    </w:p>
+    <w:p/>
+    <w:p>
+      <w:r>
+        <w:t>He’d slept in indoor tents before.</w:t>
+      </w:r>
+      <w:r>
+        <w:t xml:space="preserve"> Maybe this was an unexpected feature of living in guardianship.</w:t>
       </w:r>
       <w:r>
         <w:t xml:space="preserve"> </w:t>
       </w:r>
-      <w:proofErr w:type="spellStart"/>
-      <w:r>
-        <w:t>china</w:t>
-      </w:r>
-      <w:proofErr w:type="spellEnd"/>
-      <w:r>
-        <w:t>, ornaments, statues, doodads and whatchacallits.</w:t>
-      </w:r>
-      <w:r>
-        <w:t xml:space="preserve"> Except the ones that were filled with paintings. Landscapes mostly from what he could see, except the occasional “portrait of a lady” type. Klee didn’t know much about art – but he knew he didn’t like most of these. </w:t>
-      </w:r>
-    </w:p>
-    <w:p/>
-    <w:p>
-      <w:r>
-        <w:t>“He lived in a converted Chapel and filled it with books and antiques. The nephew doesn’t want to send the house clearance people until he’s had a chance to have a look</w:t>
-      </w:r>
-      <w:r>
-        <w:t xml:space="preserve"> himself</w:t>
-      </w:r>
-      <w:r>
-        <w:t>. But he’s a banker in New York and he’s working on some deal. So</w:t>
-      </w:r>
-      <w:r>
-        <w:t>,</w:t>
-      </w:r>
-      <w:r>
-        <w:t xml:space="preserve"> it might be months before he gets a chance to come over.”</w:t>
-      </w:r>
-      <w:r>
-        <w:br/>
-      </w:r>
-    </w:p>
-    <w:p>
-      <w:r>
-        <w:t>On the floor between the benches, mostly in boxes, but sometimes just stacked in the open were</w:t>
-      </w:r>
-      <w:r>
-        <w:t xml:space="preserve"> whole</w:t>
-      </w:r>
-      <w:r>
-        <w:t xml:space="preserve"> sets of </w:t>
-      </w:r>
-      <w:proofErr w:type="spellStart"/>
-      <w:r>
-        <w:t>china</w:t>
-      </w:r>
-      <w:proofErr w:type="spellEnd"/>
-      <w:r>
-        <w:t>. And in and amongst them figurines.</w:t>
-      </w:r>
-    </w:p>
-    <w:p/>
-    <w:p>
-      <w:r>
-        <w:t xml:space="preserve">“I don’t know how he made his money, but his nephew seems to think he had enough of it. Enough anyway to </w:t>
-      </w:r>
-      <w:proofErr w:type="gramStart"/>
-      <w:r>
-        <w:t>spend</w:t>
-      </w:r>
-      <w:proofErr w:type="gramEnd"/>
-      <w:r>
-        <w:t xml:space="preserve"> on the </w:t>
-      </w:r>
-      <w:proofErr w:type="gramStart"/>
-      <w:r>
-        <w:t>roof</w:t>
-      </w:r>
-      <w:proofErr w:type="gramEnd"/>
-      <w:r>
-        <w:t xml:space="preserve"> which was the main thing he talked about. Apparently, whenever they talked.</w:t>
-      </w:r>
-      <w:r>
-        <w:t xml:space="preserve"> He talked about the roof</w:t>
-      </w:r>
-      <w:r>
-        <w:t>”</w:t>
-      </w:r>
-    </w:p>
-    <w:p/>
-    <w:p>
-      <w:r>
-        <w:t>Cigarette cards. Framed and then the frames stacked, tightly, again tucked in between the</w:t>
-      </w:r>
-      <w:r>
-        <w:t xml:space="preserve"> pews</w:t>
-      </w:r>
-      <w:r>
-        <w:t xml:space="preserve">. Football players from </w:t>
-      </w:r>
-      <w:proofErr w:type="gramStart"/>
-      <w:r>
-        <w:t>the</w:t>
-      </w:r>
-      <w:proofErr w:type="gramEnd"/>
-      <w:r>
-        <w:t xml:space="preserve"> thirties and forties. Cricketers. World War One biplanes.</w:t>
-      </w:r>
-    </w:p>
-    <w:p/>
-    <w:p>
-      <w:r>
-        <w:t>“He’s converted the chapel into a house.”</w:t>
-      </w:r>
-      <w:r>
-        <w:br/>
-      </w:r>
-      <w:r>
-        <w:br/>
-        <w:t>No he hasn’t. Thought Klee.</w:t>
-      </w:r>
-    </w:p>
-    <w:p/>
-    <w:p>
-      <w:r>
-        <w:t>Not really. There were two sets of stairs up to the balcony. And on the way up the stairs on one side was a tiny room – no bigger than a cupboard with a sink, a fridge, and a hotplate sitting on a microwave.</w:t>
-      </w:r>
-    </w:p>
-    <w:p/>
-    <w:p>
-      <w:r>
-        <w:t xml:space="preserve">Off the same landing on the other side was a toilet. In some of the hastiest plumbing Klee had ever seen, someone had built a ledge just inside the toilet door – he’d discovered it by tripping over it. They’d gouged a hole in the floor to expose the drain. And </w:t>
-      </w:r>
-      <w:proofErr w:type="gramStart"/>
-      <w:r>
-        <w:t>plumbed</w:t>
-      </w:r>
-      <w:proofErr w:type="gramEnd"/>
-      <w:r>
-        <w:t xml:space="preserve"> in a shower head to create the least glamorous wet room you had ever seen. Not something that would ever make it onto the cover of </w:t>
-      </w:r>
-      <w:r>
-        <w:t>H</w:t>
-      </w:r>
-      <w:r>
-        <w:t xml:space="preserve">ouse and </w:t>
-      </w:r>
-      <w:r>
-        <w:t>G</w:t>
-      </w:r>
-      <w:r>
-        <w:t>arden</w:t>
-      </w:r>
-      <w:r>
-        <w:t>. It</w:t>
-      </w:r>
-      <w:r>
-        <w:t xml:space="preserve"> really, really,</w:t>
-      </w:r>
-      <w:r>
-        <w:t xml:space="preserve"> wasn’t much,</w:t>
-      </w:r>
-      <w:r>
-        <w:t xml:space="preserve"> but the </w:t>
-      </w:r>
-      <w:proofErr w:type="spellStart"/>
-      <w:r>
-        <w:t>mould</w:t>
-      </w:r>
-      <w:proofErr w:type="spellEnd"/>
-      <w:r>
-        <w:t xml:space="preserve"> creeping up the walls seemed to like it.</w:t>
-      </w:r>
-    </w:p>
-    <w:p/>
-    <w:p>
-      <w:r>
-        <w:t xml:space="preserve">So, primitive kitchen, </w:t>
-      </w:r>
-      <w:r>
-        <w:t xml:space="preserve">primordial </w:t>
-      </w:r>
-      <w:r>
-        <w:t>bathroom. But where did he sleep?</w:t>
-      </w:r>
-    </w:p>
-    <w:p/>
-    <w:p>
-      <w:r>
-        <w:t>I</w:t>
-      </w:r>
-      <w:r>
-        <w:t>n the giant tent of course</w:t>
-      </w:r>
-      <w:r>
-        <w:t>.</w:t>
-      </w:r>
-    </w:p>
-    <w:p/>
-    <w:p>
-      <w:r>
-        <w:t xml:space="preserve">He’d slept in indoor tents before. </w:t>
-      </w:r>
-      <w:r>
-        <w:t xml:space="preserve">A </w:t>
+      <w:r>
+        <w:t>He’d slept in a tent in a</w:t>
+      </w:r>
+      <w:r>
+        <w:t xml:space="preserve"> </w:t>
       </w:r>
       <w:r>
         <w:t>hangar</w:t>
@@ -643,7 +668,7 @@
         <w:t>ship, like navy, nautical</w:t>
       </w:r>
       <w:r>
-        <w:t xml:space="preserve"> (he’d looked that up on the internet too). Klee could </w:t>
+        <w:t xml:space="preserve"> (he’d looked that up on the internet too). Klee </w:t>
       </w:r>
       <w:proofErr w:type="gramStart"/>
       <w:r>
@@ -691,7 +716,13 @@
         <w:t xml:space="preserve"> Well, not quite a Berber tent.</w:t>
       </w:r>
       <w:r>
-        <w:t xml:space="preserve"> More a Victorian fantasy of what a Berber tent might look like.</w:t>
+        <w:t xml:space="preserve"> More a</w:t>
+      </w:r>
+      <w:r>
+        <w:t>n English</w:t>
+      </w:r>
+      <w:r>
+        <w:t xml:space="preserve"> Victorian fantasy of what a Berber tent might look like.</w:t>
       </w:r>
       <w:r>
         <w:t xml:space="preserve"> Probably not woven in the east, probably woven somewhere in the UK, like Axminster.</w:t>
@@ -705,7 +736,13 @@
       </w:r>
       <w:proofErr w:type="gramEnd"/>
       <w:r>
-        <w:t xml:space="preserve"> had one. Even in a house with 80 or so rooms, they had nowhere to put it, so most of the time it was in storage. It had been put up in a couple of exhibitions. No other extant examples were known.</w:t>
+        <w:t xml:space="preserve"> had one. </w:t>
+      </w:r>
+      <w:r>
+        <w:t xml:space="preserve">But it didn’t get out much. </w:t>
+      </w:r>
+      <w:r>
+        <w:t>Even in a house with 80 or so rooms, they had nowhere to put it, so most of the time it was in storage. It had been put up in a couple of exhibitions. No other extant examples were known.</w:t>
       </w:r>
       <w:r>
         <w:t xml:space="preserve"> Well, there was another one known now.</w:t>
